--- a/pr-preview/pr-15/index-tracked-changes.docx
+++ b/pr-preview/pr-15/index-tracked-changes.docx
@@ -16,7 +16,7 @@
       </w:pPr>
       <w:del w:id="1" w:author="PR Preview" w:date="2026-01-01T00:00:00Z">
         <w:r>
-          <w:delText xml:space="preserve">Last modified: 2026-10-11 21:04:29 (PDT)</w:delText>
+          <w:delText xml:space="preserve">Last modified: 2026-10-12 00:36:52 (PDT)</w:delText>
         </w:r>
       </w:del>
     </w:p>
@@ -26,11 +26,11 @@
       </w:pPr>
       <w:ins w:id="2" w:author="PR Preview" w:date="2026-01-01T00:00:00Z">
         <w:r>
-          <w:t xml:space="preserve">Last modified: 2026-10-11 23:36:09 (PDT)</w:t>
+          <w:t xml:space="preserve">Last modified: 2026-10-12 01:03:54 (PDT)</w:t>
         </w:r>
       </w:ins>
     </w:p>
-    <w:bookmarkStart w:id="32" w:name="welcome"/>
+    <w:bookmarkStart w:id="33" w:name="welcome"/>
     <w:p>
       <w:pPr>
         <w:pStyle w:val="Heading1"/>
@@ -111,7 +111,7 @@
         <w:t xml:space="preserve">but the principles carry over to other languages.</w:t>
       </w:r>
     </w:p>
-    <w:bookmarkStart w:id="22" w:name="whats-here"/>
+    <w:bookmarkStart w:id="23" w:name="whats-here"/>
     <w:p>
       <w:pPr>
         <w:pStyle w:val="Heading2"/>
@@ -383,6 +383,41 @@
     </w:p>
     <w:p>
       <w:pPr>
+        <w:numPr>
+          <w:ilvl w:val="0"/>
+          <w:numId w:val="1001"/>
+        </w:numPr>
+      </w:pPr>
+      <w:r>
+        <w:rPr>
+          <w:b/>
+          <w:bCs/>
+        </w:rPr>
+        <w:t xml:space="preserve">Resources</w:t>
+      </w:r>
+      <w:r>
+        <w:t xml:space="preserve">:</w:t>
+      </w:r>
+      <w:r>
+        <w:t xml:space="preserve"> </w:t>
+      </w:r>
+      <w:hyperlink r:id="rId22">
+        <w:r>
+          <w:rPr>
+            <w:rStyle w:val="Hyperlink"/>
+          </w:rPr>
+          <w:t xml:space="preserve">learning resources</w:t>
+        </w:r>
+      </w:hyperlink>
+      <w:r>
+        <w:t xml:space="preserve"> </w:t>
+      </w:r>
+      <w:r>
+        <w:t xml:space="preserve">for R, Git, Python, Julia, and open science.</w:t>
+      </w:r>
+    </w:p>
+    <w:p>
+      <w:pPr>
         <w:pStyle w:val="FirstParagraph"/>
       </w:pPr>
       <w:r>
@@ -428,8 +463,8 @@
         <w:t xml:space="preserve">).</w:t>
       </w:r>
     </w:p>
-    <w:bookmarkEnd w:id="22"/>
-    <w:bookmarkStart w:id="25" w:name="related-guides"/>
+    <w:bookmarkEnd w:id="23"/>
+    <w:bookmarkStart w:id="26" w:name="related-guides"/>
     <w:p>
       <w:pPr>
         <w:pStyle w:val="Heading2"/>
@@ -469,7 +504,7 @@
           <w:numId w:val="1002"/>
         </w:numPr>
       </w:pPr>
-      <w:hyperlink r:id="rId23">
+      <w:hyperlink r:id="rId24">
         <w:r>
           <w:rPr>
             <w:rStyle w:val="Hyperlink"/>
@@ -499,7 +534,7 @@
       <w:r>
         <w:t xml:space="preserve"> </w:t>
       </w:r>
-      <w:hyperlink r:id="rId24">
+      <w:hyperlink r:id="rId25">
         <w:r>
           <w:rPr>
             <w:rStyle w:val="Hyperlink"/>
@@ -526,8 +561,8 @@
         <w:t xml:space="preserve">such as computing clusters, onboarding, and communication.</w:t>
       </w:r>
     </w:p>
-    <w:bookmarkEnd w:id="25"/>
-    <w:bookmarkStart w:id="28" w:name="origin"/>
+    <w:bookmarkEnd w:id="26"/>
+    <w:bookmarkStart w:id="29" w:name="origin"/>
     <w:p>
       <w:pPr>
         <w:pStyle w:val="Heading2"/>
@@ -546,7 +581,7 @@
       <w:r>
         <w:t xml:space="preserve"> </w:t>
       </w:r>
-      <w:hyperlink r:id="rId24">
+      <w:hyperlink r:id="rId25">
         <w:r>
           <w:rPr>
             <w:rStyle w:val="Hyperlink"/>
@@ -577,7 +612,7 @@
       <w:r>
         <w:t xml:space="preserve"> </w:t>
       </w:r>
-      <w:hyperlink r:id="rId26">
+      <w:hyperlink r:id="rId27">
         <w:r>
           <w:rPr>
             <w:rStyle w:val="Hyperlink"/>
@@ -659,7 +694,7 @@
       <w:r>
         <w:t xml:space="preserve"> </w:t>
       </w:r>
-      <w:hyperlink r:id="rId27">
+      <w:hyperlink r:id="rId28">
         <w:r>
           <w:rPr>
             <w:rStyle w:val="Hyperlink"/>
@@ -680,8 +715,8 @@
         <w:t xml:space="preserve">whose structure also comes from the UCD-SERG lab manual.</w:t>
       </w:r>
     </w:p>
-    <w:bookmarkEnd w:id="28"/>
-    <w:bookmarkStart w:id="31" w:name="license"/>
+    <w:bookmarkEnd w:id="29"/>
+    <w:bookmarkStart w:id="32" w:name="license"/>
     <w:p>
       <w:pPr>
         <w:pStyle w:val="Heading2"/>
@@ -706,7 +741,7 @@
       <w:r>
         <w:t xml:space="preserve"> </w:t>
       </w:r>
-      <w:hyperlink r:id="rId29">
+      <w:hyperlink r:id="rId30">
         <w:r>
           <w:rPr>
             <w:rStyle w:val="Hyperlink"/>
@@ -752,7 +787,7 @@
       <w:r>
         <w:t xml:space="preserve"> </w:t>
       </w:r>
-      <w:hyperlink r:id="rId30">
+      <w:hyperlink r:id="rId31">
         <w:r>
           <w:rPr>
             <w:rStyle w:val="VerbatimChar"/>
@@ -785,8 +820,8 @@
         <w:t xml:space="preserve">keep their own licenses.</w:t>
       </w:r>
     </w:p>
-    <w:bookmarkEnd w:id="31"/>
     <w:bookmarkEnd w:id="32"/>
+    <w:bookmarkEnd w:id="33"/>
     <w:sectPr>
       <w:footnotePr>
         <w:numRestart w:val="eachSect"/>

--- a/pr-preview/pr-15/index-tracked-changes.docx
+++ b/pr-preview/pr-15/index-tracked-changes.docx
@@ -16,7 +16,7 @@
       </w:pPr>
       <w:del w:id="1" w:author="PR Preview" w:date="2026-01-01T00:00:00Z">
         <w:r>
-          <w:delText xml:space="preserve">Last modified: 2026-10-12 00:36:52 (PDT)</w:delText>
+          <w:delText xml:space="preserve">Last modified: 2026-10-12 01:04:11 (PDT)</w:delText>
         </w:r>
       </w:del>
     </w:p>
@@ -26,7 +26,7 @@
       </w:pPr>
       <w:ins w:id="2" w:author="PR Preview" w:date="2026-01-01T00:00:00Z">
         <w:r>
-          <w:t xml:space="preserve">Last modified: 2026-10-12 01:03:54 (PDT)</w:t>
+          <w:t xml:space="preserve">Last modified: 2026-10-12 01:10:28 (PDT)</w:t>
         </w:r>
       </w:ins>
     </w:p>
